--- a/app/static/exports/人工智能基础_AI教案.docx
+++ b/app/static/exports/人工智能基础_AI教案.docx
@@ -20,27 +20,27 @@
     </w:p>
     <w:p>
       <w:r>
-        <w:t>• 学生能够准确定义人工智能，并列举至少三个不同历史阶段的关键发展事件，理解其在不同应用领域的实际案例。</w:t>
+        <w:t>• 学生能够准确定义人工智能，并列举至少三个不同历史阶段的重要发展事件，理解其在不同应用领域的实际案例（知识维度）</w:t>
       </w:r>
     </w:p>
     <w:p>
       <w:r>
-        <w:t>• 学生能够解释机器学习、深度学习、自然语言处理和计算机视觉的基本原理，并能通过简单实例说明它们在现实中的应用场景。</w:t>
+        <w:t>• 学生能够解释机器学习、深度学习、自然语言处理和计算机视觉的基本原理，并能区分它们的核心功能与应用场景（知识与技能维度）</w:t>
       </w:r>
     </w:p>
     <w:p>
       <w:r>
-        <w:t>• 学生能够分析人工智能技术可能带来的伦理问题，如隐私泄露、算法偏见和就业影响，并提出至少一个合理的应对建议。</w:t>
+        <w:t>• 学生能够分析人工智能技术可能带来的伦理问题，如隐私泄露、算法偏见等，并提出至少两种应对策略（知识与情感维度）</w:t>
       </w:r>
     </w:p>
     <w:p>
       <w:r>
-        <w:t>• 学生能够通过小组讨论或案例分析，表达对人工智能技术的个人看法，并在情感上形成对技术负责任使用的初步意识。</w:t>
+        <w:t>• 学生能够通过小组讨论或案例分析，评估人工智能对就业和社会安全的影响，并表达个人观点（技能与情感维度）</w:t>
       </w:r>
     </w:p>
     <w:p>
       <w:r>
-        <w:t>• 学生能够使用简单的工具或平台（如在线AI演示系统）进行基础的人工智能操作，体验技术的实际运行过程，提升对人工智能的兴趣与信心。</w:t>
+        <w:t>• 学生能够设计一个简单的AI应用原型，展示其在某个具体场景中的使用方式，体现对人工智能技术的理解与创新能力（技能与情感维度）</w:t>
       </w:r>
     </w:p>
     <w:p>
@@ -89,22 +89,7 @@
     </w:p>
     <w:p>
       <w:r>
-        <w:t>- **教学过程：什么是人工智能**</w:t>
-      </w:r>
-    </w:p>
-    <w:p>
-      <w:r>
-        <w:t>**课程名称：人工智能基础**</w:t>
-      </w:r>
-    </w:p>
-    <w:p>
-      <w:r>
-        <w:t>**环节内容：人工智能的定义、发展历史、应用领域**</w:t>
-      </w:r>
-    </w:p>
-    <w:p>
-      <w:r>
-        <w:t>**教学时长：45分钟**</w:t>
+        <w:t>- **教学过程：什么是人工智能**（总时长：45分钟）</w:t>
       </w:r>
     </w:p>
     <w:p>
@@ -114,12 +99,12 @@
     </w:p>
     <w:p>
       <w:r>
-        <w:t>### 1. 导入（5分钟）</w:t>
+        <w:t>### 1. 导入环节（5分钟）</w:t>
       </w:r>
     </w:p>
     <w:p>
       <w:r>
-        <w:t>- **教师活动**：</w:t>
+        <w:t>**教师活动：**</w:t>
       </w:r>
     </w:p>
     <w:p>
@@ -129,47 +114,32 @@
     </w:p>
     <w:p>
       <w:r>
-        <w:t>- 展示一些与AI相关的图片或视频（如AlphaGo对弈、自动驾驶汽车等），激发学生兴趣。</w:t>
+        <w:t>- 展示几张与AI相关的图片（如机器人、智能音箱、自动驾驶等），引发学生兴趣。</w:t>
       </w:r>
     </w:p>
     <w:p>
       <w:r>
-        <w:t>- 简要介绍本节课将要学习的内容。</w:t>
+        <w:t>**学生活动：**</w:t>
       </w:r>
     </w:p>
     <w:p>
       <w:r>
-        <w:t>- **学生活动**：</w:t>
+        <w:t>- 回答教师的问题，分享自己对人工智能的理解。</w:t>
       </w:r>
     </w:p>
     <w:p>
       <w:r>
-        <w:t>- 回答教师的问题，表达自己对人工智能的理解。</w:t>
+        <w:t>**教学方法：**</w:t>
       </w:r>
     </w:p>
     <w:p>
       <w:r>
-        <w:t>- 观看展示内容，积极思考并参与讨论。</w:t>
+        <w:t>- 提问法、图片展示法</w:t>
       </w:r>
     </w:p>
     <w:p>
       <w:r>
-        <w:t>- **教学方法**：</w:t>
-      </w:r>
-    </w:p>
-    <w:p>
-      <w:r>
-        <w:t>- 提问法、多媒体辅助教学</w:t>
-      </w:r>
-    </w:p>
-    <w:p>
-      <w:r>
-        <w:t>- **时间安排**：</w:t>
-      </w:r>
-    </w:p>
-    <w:p>
-      <w:r>
-        <w:t>- 5分钟</w:t>
+        <w:t>**时间安排：** 5分钟</w:t>
       </w:r>
     </w:p>
     <w:p>
@@ -184,57 +154,47 @@
     </w:p>
     <w:p>
       <w:r>
-        <w:t>- **教师活动**：</w:t>
+        <w:t>**教师活动：**</w:t>
       </w:r>
     </w:p>
     <w:p>
       <w:r>
-        <w:t>- 解释人工智能的基本概念，包括“智能”、“机器智能”等关键词。</w:t>
+        <w:t>- 讲解人工智能的基本定义，包括“模拟人类智能”、“学习能力”、“推理能力”等核心概念。</w:t>
       </w:r>
     </w:p>
     <w:p>
       <w:r>
-        <w:t>- 区分“弱人工智能”和“强人工智能”的不同。</w:t>
+        <w:t>- 使用简单易懂的语言解释“人工智能”与“计算机程序”的区别。</w:t>
       </w:r>
     </w:p>
     <w:p>
       <w:r>
-        <w:t>- 引用权威定义（如《人工智能：一种现代的方法》中的定义）。</w:t>
+        <w:t>- 引用权威定义（如IEEE或Wikipedia的定义）。</w:t>
       </w:r>
     </w:p>
     <w:p>
       <w:r>
-        <w:t>- **学生活动**：</w:t>
+        <w:t>**学生活动：**</w:t>
       </w:r>
     </w:p>
     <w:p>
       <w:r>
-        <w:t>- 记录关键概念和定义。</w:t>
+        <w:t>- 听讲并做笔记，理解人工智能的核心特征。</w:t>
       </w:r>
     </w:p>
     <w:p>
       <w:r>
-        <w:t>- 提出疑问，如“人工智能是否具有自我意识？”等。</w:t>
+        <w:t>**教学方法：**</w:t>
       </w:r>
     </w:p>
     <w:p>
       <w:r>
-        <w:t>- **教学方法**：</w:t>
+        <w:t>- 讲授法、多媒体辅助教学</w:t>
       </w:r>
     </w:p>
     <w:p>
       <w:r>
-        <w:t>- 讲授法、板书讲解、举例说明</w:t>
-      </w:r>
-    </w:p>
-    <w:p>
-      <w:r>
-        <w:t>- **时间安排**：</w:t>
-      </w:r>
-    </w:p>
-    <w:p>
-      <w:r>
-        <w:t>- 10分钟</w:t>
+        <w:t>**时间安排：** 10分钟</w:t>
       </w:r>
     </w:p>
     <w:p>
@@ -244,12 +204,12 @@
     </w:p>
     <w:p>
       <w:r>
-        <w:t>### 3. 人工智能的发展历史（15分钟）</w:t>
+        <w:t>### 3. 人工智能的发展历史（10分钟）</w:t>
       </w:r>
     </w:p>
     <w:p>
       <w:r>
-        <w:t>- **教师活动**：</w:t>
+        <w:t>**教师活动：**</w:t>
       </w:r>
     </w:p>
     <w:p>
@@ -259,62 +219,52 @@
     </w:p>
     <w:p>
       <w:r>
-        <w:t>- 1950年代：图灵测试提出</w:t>
+        <w:t>- 1956年达特茅斯会议（人工智能的诞生）</w:t>
       </w:r>
     </w:p>
     <w:p>
       <w:r>
-        <w:t>- 1970年代：专家系统兴起</w:t>
+        <w:t>- 1970年代的专家系统</w:t>
       </w:r>
     </w:p>
     <w:p>
       <w:r>
-        <w:t>- 1990年代：机器学习开始发展</w:t>
+        <w:t>- 1990年代的机器学习兴起</w:t>
       </w:r>
     </w:p>
     <w:p>
       <w:r>
-        <w:t>- 2010年代：深度学习突破，AI进入快速发展期</w:t>
+        <w:t>- 2010年代深度学习的突破（如AlphaGo、图像识别）</w:t>
       </w:r>
     </w:p>
     <w:p>
       <w:r>
-        <w:t>- 举例说明关键事件和人物（如艾伦·图灵、杰弗里·辛顿等）。</w:t>
+        <w:t>- 简要说明每个阶段的关键技术与代表成果。</w:t>
       </w:r>
     </w:p>
     <w:p>
       <w:r>
-        <w:t>- **学生活动**：</w:t>
+        <w:t>**学生活动：**</w:t>
       </w:r>
     </w:p>
     <w:p>
       <w:r>
-        <w:t>- 听讲并记录重要时间节点和人物。</w:t>
+        <w:t>- 跟随教师思路，记录关键时间节点和事件。</w:t>
       </w:r>
     </w:p>
     <w:p>
       <w:r>
-        <w:t>- 小组讨论：你认为哪个阶段对AI发展最重要？为什么？</w:t>
+        <w:t>**教学方法：**</w:t>
       </w:r>
     </w:p>
     <w:p>
       <w:r>
-        <w:t>- **教学方法**：</w:t>
+        <w:t>- 讲授法、时间轴图示法</w:t>
       </w:r>
     </w:p>
     <w:p>
       <w:r>
-        <w:t>- 讲授法、时间轴展示、小组讨论</w:t>
-      </w:r>
-    </w:p>
-    <w:p>
-      <w:r>
-        <w:t>- **时间安排**：</w:t>
-      </w:r>
-    </w:p>
-    <w:p>
-      <w:r>
-        <w:t>- 15分钟</w:t>
+        <w:t>**时间安排：** 10分钟</w:t>
       </w:r>
     </w:p>
     <w:p>
@@ -329,22 +279,27 @@
     </w:p>
     <w:p>
       <w:r>
-        <w:t>- **教师活动**：</w:t>
+        <w:t>**教师活动：**</w:t>
       </w:r>
     </w:p>
     <w:p>
       <w:r>
-        <w:t>- 分类介绍人工智能在不同领域的应用，例如：</w:t>
+        <w:t>- 分类讲解人工智能在不同领域的应用，例如：</w:t>
       </w:r>
     </w:p>
     <w:p>
       <w:r>
-        <w:t>- 医疗（如影像诊断、药物研发）</w:t>
+        <w:t>- 医疗健康（如医学影像分析、疾病预测）</w:t>
       </w:r>
     </w:p>
     <w:p>
       <w:r>
-        <w:t>- 金融（如风控、量化交易）</w:t>
+        <w:t>- 金融（如风控、智能投顾）</w:t>
+      </w:r>
+    </w:p>
+    <w:p>
+      <w:r>
+        <w:t>- 交通（如自动驾驶、智能导航）</w:t>
       </w:r>
     </w:p>
     <w:p>
@@ -354,47 +309,37 @@
     </w:p>
     <w:p>
       <w:r>
-        <w:t>- 交通（如自动驾驶、智能调度）</w:t>
+        <w:t>- 娱乐（如游戏AI、虚拟助手）</w:t>
       </w:r>
     </w:p>
     <w:p>
       <w:r>
-        <w:t>- 通过案例或视频展示实际应用效果。</w:t>
+        <w:t>- 结合实际案例增强理解（如Siri、AlphaFold、无人驾驶汽车）。</w:t>
       </w:r>
     </w:p>
     <w:p>
       <w:r>
-        <w:t>- **学生活动**：</w:t>
+        <w:t>**学生活动：**</w:t>
       </w:r>
     </w:p>
     <w:p>
       <w:r>
-        <w:t>- 思考自己熟悉的AI应用场景。</w:t>
+        <w:t>- 听讲并思考自己生活中接触过哪些AI应用。</w:t>
       </w:r>
     </w:p>
     <w:p>
       <w:r>
-        <w:t>- 举手发言，分享自己的看法或经历。</w:t>
+        <w:t>**教学方法：**</w:t>
       </w:r>
     </w:p>
     <w:p>
       <w:r>
-        <w:t>- **教学方法**：</w:t>
+        <w:t>- 讲授法、案例分析法</w:t>
       </w:r>
     </w:p>
     <w:p>
       <w:r>
-        <w:t>- 讲授法、案例分析、互动问答</w:t>
-      </w:r>
-    </w:p>
-    <w:p>
-      <w:r>
-        <w:t>- **时间安排**：</w:t>
-      </w:r>
-    </w:p>
-    <w:p>
-      <w:r>
-        <w:t>- 10分钟</w:t>
+        <w:t>**时间安排：** 10分钟</w:t>
       </w:r>
     </w:p>
     <w:p>
@@ -404,62 +349,47 @@
     </w:p>
     <w:p>
       <w:r>
-        <w:t>### 5. 总结与反馈（5分钟）</w:t>
+        <w:t>### 5. 总结与互动问答（10分钟）</w:t>
       </w:r>
     </w:p>
     <w:p>
       <w:r>
-        <w:t>- **教师活动**：</w:t>
+        <w:t>**教师活动：**</w:t>
       </w:r>
     </w:p>
     <w:p>
       <w:r>
-        <w:t>- 总结本节课的重点内容：定义、历史、应用。</w:t>
+        <w:t>- 总结本节课内容，强调人工智能的定义、发展和应用。</w:t>
       </w:r>
     </w:p>
     <w:p>
       <w:r>
-        <w:t>- 提问学生：“通过本节课你对人工智能有了哪些新的认识？”</w:t>
+        <w:t>- 开放提问环节，解答学生疑问。</w:t>
       </w:r>
     </w:p>
     <w:p>
       <w:r>
-        <w:t>- 鼓励学生课后查阅相关资料，进一步了解AI。</w:t>
+        <w:t>**学生活动：**</w:t>
       </w:r>
     </w:p>
     <w:p>
       <w:r>
-        <w:t>- **学生活动**：</w:t>
+        <w:t>- 积极提问，参与讨论，巩固所学知识。</w:t>
       </w:r>
     </w:p>
     <w:p>
       <w:r>
-        <w:t>- 回答问题，总结所学内容。</w:t>
+        <w:t>**教学方法：**</w:t>
       </w:r>
     </w:p>
     <w:p>
       <w:r>
-        <w:t>- 提出课后学习建议或疑问。</w:t>
+        <w:t>- 问答法、总结归纳法</w:t>
       </w:r>
     </w:p>
     <w:p>
       <w:r>
-        <w:t>- **教学方法**：</w:t>
-      </w:r>
-    </w:p>
-    <w:p>
-      <w:r>
-        <w:t>- 总结归纳、互动反馈</w:t>
-      </w:r>
-    </w:p>
-    <w:p>
-      <w:r>
-        <w:t>- **时间安排**：</w:t>
-      </w:r>
-    </w:p>
-    <w:p>
-      <w:r>
-        <w:t>- 5分钟</w:t>
+        <w:t>**时间安排：** 10分钟</w:t>
       </w:r>
     </w:p>
     <w:p>
@@ -469,52 +399,42 @@
     </w:p>
     <w:p>
       <w:r>
-        <w:t>### 总体时间安排：</w:t>
+        <w:t>### 总结：</w:t>
       </w:r>
     </w:p>
     <w:p>
       <w:r>
-        <w:t>| 环节 | 时间 | 内容 |</w:t>
+        <w:t>| 教学环节 | 教师活动 | 学生活动 | 教学方法 | 时间 |</w:t>
       </w:r>
     </w:p>
     <w:p>
       <w:r>
-        <w:t>|------|------|------|</w:t>
+        <w:t>|----------|-----------|-----------|-----------|------|</w:t>
       </w:r>
     </w:p>
     <w:p>
       <w:r>
-        <w:t>| 导入 | 5分钟 | 引入主题，激发兴趣 |</w:t>
+        <w:t>| 导入环节 | 提问、展示图片 | 回答问题、分享观点 | 提问法、图片展示 | 5分钟 |</w:t>
       </w:r>
     </w:p>
     <w:p>
       <w:r>
-        <w:t>| 定义 | 10分钟 | 人工智能的基本概念 |</w:t>
+        <w:t>| 定义讲解 | 讲解人工智能定义 | 做笔记、理解概念 | 讲授法、多媒体 | 10分钟 |</w:t>
       </w:r>
     </w:p>
     <w:p>
       <w:r>
-        <w:t>| 历史 | 15分钟 | 发展历程与关键节点 |</w:t>
+        <w:t>| 发展历史 | 按时间线讲解AI发展 | 记录关键点 | 讲授法、时间轴 | 10分钟 |</w:t>
       </w:r>
     </w:p>
     <w:p>
       <w:r>
-        <w:t>| 应用 | 10分钟 | 不同领域的实际应用 |</w:t>
+        <w:t>| 应用领域 | 分类讲解AI应用 | 思考实际案例 | 讲授法、案例分析 | 10分钟 |</w:t>
       </w:r>
     </w:p>
     <w:p>
       <w:r>
-        <w:t>| 总结与反馈 | 5分钟 | 回顾与拓展思考 |</w:t>
-      </w:r>
-    </w:p>
-    <w:p>
-      <w:r>
-        <w:t>---</w:t>
-      </w:r>
-    </w:p>
-    <w:p>
-      <w:r>
-        <w:t>此教学过程设计注重知识传递与学生参与，旨在帮助学生全面理解“什么是人工智能”。</w:t>
+        <w:t>| 总结与互动 | 总结内容、答疑 | 提问、讨论 | 问答法、总结 | 10分钟 |</w:t>
       </w:r>
     </w:p>
     <w:p>
@@ -532,7 +452,37 @@
     </w:p>
     <w:p>
       <w:r>
-        <w:t>- **教学过程：人工智能的核心技术（机器学习、深度学习、自然语言处理、计算机视觉）**</w:t>
+        <w:t>- **课程名称**：人工智能基础</w:t>
+      </w:r>
+    </w:p>
+    <w:p>
+      <w:r>
+        <w:t>- **教学环节**：人工智能的核心技术</w:t>
+      </w:r>
+    </w:p>
+    <w:p>
+      <w:r>
+        <w:t>- **内容模块**：机器学习、深度学习、自然语言处理、计算机视觉</w:t>
+      </w:r>
+    </w:p>
+    <w:p>
+      <w:r>
+        <w:t>- **教学目标**：</w:t>
+      </w:r>
+    </w:p>
+    <w:p>
+      <w:r>
+        <w:t>- 理解人工智能核心技术的基本概念与原理；</w:t>
+      </w:r>
+    </w:p>
+    <w:p>
+      <w:r>
+        <w:t>- 掌握各技术的应用场景与基本方法；</w:t>
+      </w:r>
+    </w:p>
+    <w:p>
+      <w:r>
+        <w:t>- 培养学生对人工智能技术的兴趣和初步应用能力。</w:t>
       </w:r>
     </w:p>
     <w:p>
@@ -542,22 +492,72 @@
     </w:p>
     <w:p>
       <w:r>
-        <w:t>### 一、课程目标</w:t>
+        <w:t>### 教学过程详细安排（列表形式）</w:t>
       </w:r>
     </w:p>
     <w:p>
       <w:r>
-        <w:t>- 理解人工智能核心技术的基本概念与应用场景。</w:t>
+        <w:t>| 时间 | 教师活动 | 学生活动 | 教学方法 | 备注 |</w:t>
       </w:r>
     </w:p>
     <w:p>
       <w:r>
-        <w:t>- 掌握机器学习、深度学习、自然语言处理和计算机视觉的原理与典型应用。</w:t>
+        <w:t>|------|----------|----------|-----------|------|</w:t>
       </w:r>
     </w:p>
     <w:p>
       <w:r>
-        <w:t>- 培养学生对人工智能技术的兴趣和基本分析能力。</w:t>
+        <w:t>| 0:00-0:10 | 导入课程，介绍本环节内容及目标 | 听讲并记录重点 | 讲授法 | 激发兴趣，明确学习目标 |</w:t>
+      </w:r>
+    </w:p>
+    <w:p>
+      <w:r>
+        <w:t>| 0:10-0:25 | 讲解“机器学习”的基本概念、分类（监督学习、无监督学习、强化学习）及典型应用场景 | 做笔记，提出疑问 | 讲授法 + 多媒体展示 | 使用案例增强理解 |</w:t>
+      </w:r>
+    </w:p>
+    <w:p>
+      <w:r>
+        <w:t>| 0:25-0:40 | 通过实例演示机器学习流程（如分类、回归等） | 观察演示，思考问题 | 演示法 + 互动问答 | 展示真实数据集或模型 |</w:t>
+      </w:r>
+    </w:p>
+    <w:p>
+      <w:r>
+        <w:t>| 0:40-0:55 | 引入“深度学习”概念，对比传统机器学习，讲解神经网络结构（如全连接网络、卷积网络） | 做笔记，参与讨论 | 讲授法 + 图表辅助 | 强调深度学习的优势 |</w:t>
+      </w:r>
+    </w:p>
+    <w:p>
+      <w:r>
+        <w:t>| 0:55-1:10 | 介绍深度学习的常见应用（如图像识别、语音识别） | 提出自己了解的相关应用 | 讨论法 | 鼓励学生分享经验 |</w:t>
+      </w:r>
+    </w:p>
+    <w:p>
+      <w:r>
+        <w:t>| 1:10-1:25 | 讲解“自然语言处理（NLP）”的基础知识，包括词向量、文本分类、情感分析等 | 做笔记，思考相关问题 | 讲授法 + 实例说明 | 举例说明日常应用 |</w:t>
+      </w:r>
+    </w:p>
+    <w:p>
+      <w:r>
+        <w:t>| 1:25-1:40 | 演示NLP的简单应用（如中文分词、情感分析工具） | 观看演示，尝试使用工具 | 演示法 + 实践操作 | 鼓励动手尝试 |</w:t>
+      </w:r>
+    </w:p>
+    <w:p>
+      <w:r>
+        <w:t>| 1:40-1:55 | 介绍“计算机视觉（CV）”的基本概念，如图像分类、目标检测、图像分割 | 做笔记，思考实际应用 | 讲授法 + 图片展示 | 结合现实中的例子 |</w:t>
+      </w:r>
+    </w:p>
+    <w:p>
+      <w:r>
+        <w:t>| 1:55-2:10 | 演示CV的应用（如人脸识别、自动驾驶图像识别） | 观看演示，提出疑问 | 演示法 + 互动问答 | 引导学生关注技术发展 |</w:t>
+      </w:r>
+    </w:p>
+    <w:p>
+      <w:r>
+        <w:t>| 2:10-2:25 | 总结四个核心技术的联系与区别，布置课后思考题 | 回顾知识点，完成思考题 | 归纳总结法 | 促进学生自主思考 |</w:t>
+      </w:r>
+    </w:p>
+    <w:p>
+      <w:r>
+        <w:t>| 2:25-2:30 | 课堂小结，预告下一环节内容 | 听讲，准备下一环节 | 讲授法 | 保持课程连贯性 |</w:t>
       </w:r>
     </w:p>
     <w:p>
@@ -567,122 +567,22 @@
     </w:p>
     <w:p>
       <w:r>
-        <w:t>### 二、教学过程设计（列表形式）</w:t>
+        <w:t>### 附加建议：</w:t>
       </w:r>
     </w:p>
     <w:p>
       <w:r>
-        <w:t>| 时间 | 教师活动 | 学生活动 | 教学方法 | 说明 |</w:t>
+        <w:t>- 可结合在线平台（如Google Colab、TensorFlow Playground）进行简单代码演示；</w:t>
       </w:r>
     </w:p>
     <w:p>
       <w:r>
-        <w:t>|------|----------|----------|----------|------|</w:t>
+        <w:t>- 鼓励学生在课后查阅相关技术资料或尝试使用开源工具（如Hugging Face、OpenCV）；</w:t>
       </w:r>
     </w:p>
     <w:p>
       <w:r>
-        <w:t>| 0:00 - 0:10 | 课程导入：介绍“人工智能基础”课程整体框架，引出“人工智能的核心技术”主题。 | 听讲并思考人工智能在日常生活中的应用实例。 | 讲授法 + 提问法 | 激发学生兴趣，明确学习目标。 |</w:t>
-      </w:r>
-    </w:p>
-    <w:p>
-      <w:r>
-        <w:t>| 0:10 - 0:25 | 讲解机器学习的基本概念、分类（监督学习、无监督学习、强化学习）及典型算法（如线性回归、决策树、SVM）。 | 做笔记，记录关键概念与算法名称。 | 讲授法 + 图表展示 | 结合案例帮助理解抽象概念。 |</w:t>
-      </w:r>
-    </w:p>
-    <w:p>
-      <w:r>
-        <w:t>| 0:25 - 0:40 | 通过PPT演示和代码示例，讲解深度学习的基本结构（神经网络、卷积神经网络、循环神经网络）及其应用。 | 观看演示，尝试理解神经网络的结构与功能。 | 多媒体教学 + 示例演示 | 通过可视化加深理解。 |</w:t>
-      </w:r>
-    </w:p>
-    <w:p>
-      <w:r>
-        <w:t>| 0:40 - 0:55 | 介绍自然语言处理（NLP）的主要任务（如文本分类、机器翻译、情感分析），并举例说明其在实际中的应用。 | 记录NLP的应用场景，并思考其背后的技术。 | 讲授法 + 案例分析 | 强调理论与实践结合。 |</w:t>
-      </w:r>
-    </w:p>
-    <w:p>
-      <w:r>
-        <w:t>| 0:55 - 1:10 | 介绍计算机视觉（CV）的核心内容（图像识别、目标检测、图像分割），并通过图片或视频进行直观展示。 | 观察图像处理效果，思考其背后的算法逻辑。 | 多媒体教学 + 视频展示 | 增强学生的感性认识。 |</w:t>
-      </w:r>
-    </w:p>
-    <w:p>
-      <w:r>
-        <w:t>| 1:10 - 1:25 | 组织学生分组讨论：每组选择一个核心技术（如机器学习或自然语言处理），并简要汇报其应用场景与挑战。 | 分组讨论，准备简短汇报内容。 | 小组合作 + 展示交流 | 培养团队协作与表达能力。 |</w:t>
-      </w:r>
-    </w:p>
-    <w:p>
-      <w:r>
-        <w:t>| 1:25 - 1:35 | 教师总结各组汇报内容，强调核心技术之间的联系与区别。 | 听取总结，完善知识体系。 | 总结归纳法 | 巩固知识点，形成系统认知。 |</w:t>
-      </w:r>
-    </w:p>
-    <w:p>
-      <w:r>
-        <w:t>| 1:35 - 1:45 | 布置课后作业：撰写一篇500字左右的短文，描述一项人工智能技术（任选其一）在现实中的应用与影响。 | 记录作业要求，开始构思写作内容。 | 任务驱动法 | 加强知识内化与应用意识。 |</w:t>
-      </w:r>
-    </w:p>
-    <w:p>
-      <w:r>
-        <w:t>---</w:t>
-      </w:r>
-    </w:p>
-    <w:p>
-      <w:r>
-        <w:t>### 三、教学资源建议</w:t>
-      </w:r>
-    </w:p>
-    <w:p>
-      <w:r>
-        <w:t>- PPT课件（含图表、流程图、代码片段）</w:t>
-      </w:r>
-    </w:p>
-    <w:p>
-      <w:r>
-        <w:t>- 相关技术的视频或动画演示</w:t>
-      </w:r>
-    </w:p>
-    <w:p>
-      <w:r>
-        <w:t>- 课堂讨论用的案例资料（如NLP在客服中的应用、CV在医疗影像诊断中的使用等）</w:t>
-      </w:r>
-    </w:p>
-    <w:p>
-      <w:r>
-        <w:t>- 课后作业参考范文或写作指南</w:t>
-      </w:r>
-    </w:p>
-    <w:p>
-      <w:r>
-        <w:t>---</w:t>
-      </w:r>
-    </w:p>
-    <w:p>
-      <w:r>
-        <w:t>### 四、教学评价方式（可选）</w:t>
-      </w:r>
-    </w:p>
-    <w:p>
-      <w:r>
-        <w:t>- 课堂参与度（提问、讨论）</w:t>
-      </w:r>
-    </w:p>
-    <w:p>
-      <w:r>
-        <w:t>- 课后作业完成情况</w:t>
-      </w:r>
-    </w:p>
-    <w:p>
-      <w:r>
-        <w:t>- 期末考试中相关知识点的考查</w:t>
-      </w:r>
-    </w:p>
-    <w:p>
-      <w:r>
-        <w:t>---</w:t>
-      </w:r>
-    </w:p>
-    <w:p>
-      <w:r>
-        <w:t>以上为“人工智能核心技”术环节的详细教学过程设计，适用于本科或高职层次的人工智能基础课程。</w:t>
+        <w:t>- 对于有兴趣的学生，可推荐相关学习资源（如书籍、在线课程、竞赛平台）。</w:t>
       </w:r>
     </w:p>
     <w:p>
@@ -725,12 +625,12 @@
     </w:p>
     <w:p>
       <w:r>
-        <w:t>- 培养学生对AI技术应用中潜在伦理问题的敏感性和批判性思维；</w:t>
+        <w:t>- 能够识别和分析与AI相关的伦理问题；</w:t>
       </w:r>
     </w:p>
     <w:p>
       <w:r>
-        <w:t>- 探讨如何在技术发展与社会责任之间取得平衡。</w:t>
+        <w:t>- 培养学生对AI技术的社会责任意识。</w:t>
       </w:r>
     </w:p>
     <w:p>
@@ -740,7 +640,7 @@
     </w:p>
     <w:p>
       <w:r>
-        <w:t>### 教学过程详细内容（列表形式）</w:t>
+        <w:t>### **教学过程详细列表**</w:t>
       </w:r>
     </w:p>
     <w:p>
@@ -750,37 +650,57 @@
     </w:p>
     <w:p>
       <w:r>
-        <w:t>|------|----------|----------|----------|------|</w:t>
+        <w:t>|------|----------|----------|-----------|------|</w:t>
       </w:r>
     </w:p>
     <w:p>
       <w:r>
-        <w:t>| 0:00-0:10 | 引入课题，介绍本节课主题：“人工智能的伦理问题”，并简要说明四个主要方向：隐私保护、算法偏见、就业影响、安全风险 | 听讲，记录关键词 | 讲授法 | 激发兴趣，明确学习目标 |</w:t>
+        <w:t>| 0:00–0:10 | 开场导入：通过一个AI应用引发伦理争议的案例（如人脸识别在公共场合的应用）引出主题，提出“人工智能是否应该被伦理约束？”的问题。 | 听讲并思考教师提出的问题，初步形成自己的观点。 | 案例导入法 | 引发学生兴趣，引导思考。 |</w:t>
       </w:r>
     </w:p>
     <w:p>
       <w:r>
-        <w:t>| 0:10-0:25 | 分别讲解每个伦理问题的定义、案例和现实影响，结合具体例子（如人脸识别、招聘算法、自动驾驶等） | 记笔记，思考相关案例 | 讲授法 + 案例分析法 | 深入理解每个伦理问题的背景 |</w:t>
+        <w:t>| 0:10–0:25 | 讲解“隐私保护”概念，结合数据收集、用户同意、数据滥用等实例进行分析，介绍GDPR等国际标准。 | 记笔记，记录关键点，思考AI如何影响个人隐私。 | 讲授法 + 多媒体展示 | 通过具体例子帮助理解抽象概念。 |</w:t>
       </w:r>
     </w:p>
     <w:p>
       <w:r>
-        <w:t>| 0:25-0:40 | 组织小组讨论，每组选择一个伦理问题进行深入探讨（例如“算法偏见”或“隐私保护”），并准备简短汇报 | 小组讨论，分工合作，准备汇报 | 小组讨论法 | 培养团队协作和批判性思维 |</w:t>
+        <w:t>| 0:25–0:40 | 分组讨论：每组选取一个AI应用场景（如医疗、金融、招聘），分析其中可能涉及的隐私问题，并提出解决方案。 | 小组讨论，记录讨论结果，准备汇报。 | 小组合作学习 | 促进互动与深度思考。 |</w:t>
       </w:r>
     </w:p>
     <w:p>
       <w:r>
-        <w:t>| 0:40-0:55 | 各小组依次进行汇报，教师点评并补充关键观点 | 听取汇报，提出问题或补充观点 | 小组汇报法 | 加强互动，深化理解 |</w:t>
+        <w:t>| 0:40–0:55 | 教师总结各组讨论内容，引入“算法偏见”概念，讲解数据偏差、训练集不均衡、模型可解释性等问题。 | 听讲，记录重点，思考自己日常接触的AI系统是否存在偏见。 | 讲授法 + 案例分析 | 结合实际案例增强理解。 |</w:t>
       </w:r>
     </w:p>
     <w:p>
       <w:r>
-        <w:t>| 0:55-1:05 | 总结各伦理问题的核心要点，引导学生思考“我们应如何应对这些伦理挑战” | 参与总结，思考个人责任 | 讨论法 | 强化学生的伦理意识 |</w:t>
+        <w:t>| 0:55–1:10 | 观看短视频或动画，展示AI算法在招聘、司法等领域中的偏见表现。 | 观看视频，思考视频中反映的问题。 | 多媒体教学法 | 直观感受问题，激发情感共鸣。 |</w:t>
       </w:r>
     </w:p>
     <w:p>
       <w:r>
-        <w:t>| 1:05-1:15 | 布置课后任务：撰写一篇短文，题目为《我如何看待人工智能的伦理问题》，要求结合所学内容和个人见解 | 记录任务，准备写作 | 作业布置法 | 巩固知识，提升表达能力 |</w:t>
+        <w:t>| 1:10–1:25 | 教师讲解“就业影响”，分析AI对传统行业的影响，探讨自动化带来的机遇与挑战。 | 思考AI对自身未来职业的影响，记录观点。 | 讲授法 + 提问互动 | 引导学生联系自身实际。 |</w:t>
+      </w:r>
+    </w:p>
+    <w:p>
+      <w:r>
+        <w:t>| 1:25–1:40 | 分组辩论：“AI是否会取代人类工作？是福还是祸？”每组分别代表正反方进行简要陈述。 | 小组准备辩词，参与辩论。 | 辩论法 | 锻炼逻辑思维和表达能力。 |</w:t>
+      </w:r>
+    </w:p>
+    <w:p>
+      <w:r>
+        <w:t>| 1:40–1:55 | 教师讲解“安全风险”，包括AI系统的漏洞、恶意使用（如深度伪造）、对抗攻击等，强调安全设计的重要性。 | 听讲，记录关键点，思考如何防范AI安全问题。 | 讲授法 + 案例分析 | 增强安全意识和责任感。 |</w:t>
+      </w:r>
+    </w:p>
+    <w:p>
+      <w:r>
+        <w:t>| 1:55–2:10 | 组织学生进行课堂小结，每人用一句话总结本节课的最大收获。 | 每人发言，分享学习体会。 | 反思总结法 | 巩固知识，提升自我认知。 |</w:t>
+      </w:r>
+    </w:p>
+    <w:p>
+      <w:r>
+        <w:t>| 2:10–2:20 | 布置课后作业：撰写一篇短文，题目为《我眼中的AI伦理问题》，要求结合本节课所学内容，分析一个具体场景中的伦理挑战。 | 记录作业要求，准备课后完成。 | 任务驱动法 | 促进知识内化与实践应用。 |</w:t>
       </w:r>
     </w:p>
     <w:p>
@@ -790,27 +710,32 @@
     </w:p>
     <w:p>
       <w:r>
-        <w:t>### 教学资源建议：</w:t>
+        <w:t>### **教学资源建议**</w:t>
       </w:r>
     </w:p>
     <w:p>
       <w:r>
-        <w:t>- PPT课件（包含案例图片、数据图表）</w:t>
+        <w:t>- 多媒体课件（PPT）</w:t>
       </w:r>
     </w:p>
     <w:p>
       <w:r>
-        <w:t>- 相关新闻报道或研究论文片段</w:t>
+        <w:t>- AI伦理相关案例视频</w:t>
       </w:r>
     </w:p>
     <w:p>
       <w:r>
-        <w:t>- 小组讨论提纲（可提供参考问题）</w:t>
+        <w:t>- GDPR等相关法规摘要</w:t>
       </w:r>
     </w:p>
     <w:p>
       <w:r>
-        <w:t>- 课后写作模板（供学生参考）</w:t>
+        <w:t>- 小组讨论指南卡片</w:t>
+      </w:r>
+    </w:p>
+    <w:p>
+      <w:r>
+        <w:t>- 辩论题目提示卡</w:t>
       </w:r>
     </w:p>
     <w:p>
@@ -820,22 +745,32 @@
     </w:p>
     <w:p>
       <w:r>
-        <w:t>### 评估方式建议：</w:t>
+        <w:t>### **教学评价方式**</w:t>
       </w:r>
     </w:p>
     <w:p>
       <w:r>
-        <w:t>- 课堂参与度（讨论与汇报）</w:t>
+        <w:t>- 课堂参与度（讨论、辩论）</w:t>
       </w:r>
     </w:p>
     <w:p>
       <w:r>
-        <w:t>- 课后短文质量（逻辑性、深度、观点清晰度）</w:t>
+        <w:t>- 课后作业质量</w:t>
       </w:r>
     </w:p>
     <w:p>
       <w:r>
-        <w:t>此教学过程设计旨在通过理论讲解、案例分析、小组讨论和总结反思，帮助学生全面理解人工智能的伦理问题，并培养其在技术发展中关注社会价值的能力。</w:t>
+        <w:t>- 小组合作表现</w:t>
+      </w:r>
+    </w:p>
+    <w:p>
+      <w:r>
+        <w:t>---</w:t>
+      </w:r>
+    </w:p>
+    <w:p>
+      <w:r>
+        <w:t>此教学过程旨在通过多种教学方法，使学生全面理解人工智能的伦理问题，并培养其批判性思维与社会责任感。</w:t>
       </w:r>
     </w:p>
     <w:p>
@@ -907,24 +842,79 @@
     </w:p>
     <w:p>
       <w:r>
-        <w:t xml:space="preserve">• 1. **复习型作业：概念回顾与总结**  </w:t>
-        <w:br/>
-        <w:t xml:space="preserve">   - 阅读PPT中“人工智能的定义”和“人工智能的发展历史”部分，撰写一篇300字左右的短文，简要概述人工智能的核心概念及其发展历程，并举例说明其在不同阶段的主要应用。</w:t>
+        <w:t>• 以下是针对“人工智能基础”课程的3-4个多样化课后作业，涵盖复习、实践与调研等类型，旨在帮助学生巩固课堂知识并拓展思考：</w:t>
         <w:br/>
         <w:br/>
-        <w:t xml:space="preserve">2. **实践型作业：简单机器学习实验**  </w:t>
-        <w:br/>
-        <w:t xml:space="preserve">   - 使用在线工具（如Google Colab或Kaggle Notebook）运行一个简单的机器学习模型（例如使用Scikit-learn进行鸢尾花分类），并记录实验过程与结果。提交代码片段及对结果的简要分析。</w:t>
+        <w:t>---</w:t>
         <w:br/>
         <w:br/>
-        <w:t xml:space="preserve">3. **调研型作业：人工智能伦理问题分析**  </w:t>
+        <w:t xml:space="preserve">**1. 课后复习作业：人工智能概念梳理（复习类）**  </w:t>
         <w:br/>
-        <w:t xml:space="preserve">   - 选择一个你感兴趣的人工智能伦理问题（如算法偏见、隐私保护或就业影响），查找至少两篇相关文章或新闻报道，撰写一份500字的调研报告，分析该问题的现状、影响及可能的解决方案。</w:t>
+        <w:t xml:space="preserve">**任务内容：**  </w:t>
+        <w:br/>
+        <w:t xml:space="preserve">根据PPT中“什么是人工智能”部分的内容，撰写一份简要的笔记，要求包括以下几点：  </w:t>
+        <w:br/>
+        <w:t xml:space="preserve">- 人工智能的定义  </w:t>
+        <w:br/>
+        <w:t xml:space="preserve">- 人工智能发展的三个主要阶段（如早期、符号主义、现代深度学习）  </w:t>
+        <w:br/>
+        <w:t xml:space="preserve">- 人工智能的三大应用领域（如医疗、交通、金融等）  </w:t>
+        <w:br/>
+        <w:t>**提交形式：** 文字笔记（500字以内）</w:t>
         <w:br/>
         <w:br/>
-        <w:t xml:space="preserve">4. **拓展型作业：人工智能应用场景探索**  </w:t>
+        <w:t>---</w:t>
         <w:br/>
-        <w:t xml:space="preserve">   - 通过网络资源或实际案例，研究一个人工智能在特定行业中的应用（如医疗、教育、交通等），制作一个5分钟的PPT或视频，介绍该应用的技术原理、实际效果及潜在挑战。</w:t>
+        <w:br/>
+        <w:t xml:space="preserve">**2. 实践操作作业：体验AI工具（实践类）**  </w:t>
+        <w:br/>
+        <w:t xml:space="preserve">**任务内容：**  </w:t>
+        <w:br/>
+        <w:t xml:space="preserve">选择一个AI工具或平台（如Google Translate、DeepL、百度文心一言、通义千问等），尝试使用其进行文本翻译、图像识别或语音交互，并记录以下内容：  </w:t>
+        <w:br/>
+        <w:t xml:space="preserve">- 工具名称及基本功能  </w:t>
+        <w:br/>
+        <w:t xml:space="preserve">- 使用过程中遇到的问题或有趣现象  </w:t>
+        <w:br/>
+        <w:t xml:space="preserve">- 对该工具智能程度的个人评价  </w:t>
+        <w:br/>
+        <w:t>**提交形式：** 一篇短文（300字左右）</w:t>
+        <w:br/>
+        <w:br/>
+        <w:t>---</w:t>
+        <w:br/>
+        <w:br/>
+        <w:t xml:space="preserve">**3. 调研报告作业：人工智能伦理问题分析（调研类）**  </w:t>
+        <w:br/>
+        <w:t xml:space="preserve">**任务内容：**  </w:t>
+        <w:br/>
+        <w:t xml:space="preserve">选择一个AI伦理问题（如算法偏见、隐私保护、就业影响等），查找相关案例或新闻报道，完成一份简要调研报告，内容应包括：  </w:t>
+        <w:br/>
+        <w:t xml:space="preserve">- 问题的背景与现状  </w:t>
+        <w:br/>
+        <w:t xml:space="preserve">- 该问题对社会的影响  </w:t>
+        <w:br/>
+        <w:t xml:space="preserve">- 当前的应对措施或解决方案  </w:t>
+        <w:br/>
+        <w:t>**提交形式：** 调研报告（500字左右）</w:t>
+        <w:br/>
+        <w:br/>
+        <w:t>---</w:t>
+        <w:br/>
+        <w:br/>
+        <w:t xml:space="preserve">**4. 创意拓展作业：未来AI应用场景设想（创意类）**  </w:t>
+        <w:br/>
+        <w:t xml:space="preserve">**任务内容：**  </w:t>
+        <w:br/>
+        <w:t xml:space="preserve">发挥想象力，设计一个未来可能由人工智能实现的应用场景（如教育、医疗、环保等），描述该场景的运作方式、技术支撑以及潜在价值。  </w:t>
+        <w:br/>
+        <w:t>**提交形式：** 简要说明文或思维导图（可选）</w:t>
+        <w:br/>
+        <w:br/>
+        <w:t xml:space="preserve">--- </w:t>
+        <w:br/>
+        <w:br/>
+        <w:t>这些作业有助于学生从不同角度理解和掌握人工智能的基础知识，同时提升他们的分析能力与创新思维。</w:t>
       </w:r>
     </w:p>
     <w:sectPr>
